--- a/papers/_sources/rope_mass_paper.docx
+++ b/papers/_sources/rope_mass_paper.docx
@@ -64,7 +64,7 @@
     </w:p>
     <w:p>
       <w:pPr>
-        <w:spacing w:after="1200"/>
+        <w:spacing w:after="40"/>
         <w:jc w:val="center"/>
       </w:pPr>
       <w:r>
@@ -73,7 +73,23 @@
           <w:sz w:val="20"/>
           <w:szCs w:val="20"/>
         </w:rPr>
-        <w:t xml:space="preserve">Prepared for M. Palmer, Primary Investigator   ·   August 2026</w:t>
+        <w:t xml:space="preserve">Mark Palmer   ·   with computational collaboration by Claude (Anthropic)   ·   palmer100@gmail.com</w:t>
+      </w:r>
+    </w:p>
+    <w:p>
+      <w:pPr>
+        <w:spacing w:after="1200"/>
+        <w:jc w:val="center"/>
+      </w:pPr>
+      <w:r>
+        <w:rPr>
+          <w:i/>
+          <w:iCs/>
+          <w:color w:val="595959"/>
+          <w:sz w:val="18"/>
+          <w:szCs w:val="18"/>
+        </w:rPr>
+        <w:t xml:space="preserve">Programme credit: the core Rope Hypothesis is due to Bill Gaede; this corpus develops and formalises it.   ·   August 2026</w:t>
       </w:r>
     </w:p>
     <w:p>

--- a/papers/_sources/rope_mass_paper.docx
+++ b/papers/_sources/rope_mass_paper.docx
@@ -912,7 +912,7 @@
         <w:t xml:space="preserve">D_E</w:t>
       </w:r>
       <w:r>
-        <w:t xml:space="preserve"> is computed blind from the electron's equilibrium profile (Commission W); the factor 4 is the rectified two-component sampling of the force-type charge coupling (Gate 2, with Gate 1's rectification theorem); the three factors of π come from the J0 anchor conversion (Gate 1, κ = π/4 forced), the target-scale conversion (Commission E), and the two-constraint closure geometry (Commissions U and T, ln x* = π²). The +178.8 ppm residual is the single unexplained number. This is a reduction of 1/α to one blind number times a derived prefactor — not a derivation of α's value.</w:t>
+        <w:t xml:space="preserve"> is computed blind from the electron's equilibrium profile (Commission W); the factor 4 is the rectified two-component sampling of the force-type charge coupling (Gate 2, with Gate 1's rectification theorem); the three factors of π come from the J0 anchor conversion (Gate 1, κ = π/4 forced), the target-scale conversion (Commission E), and the two-constraint closure geometry (Commissions U and T, ln x* = π²). The +178.8 ppm (0.018%) residual is the single unexplained number. This is a reduction of 1/α to one blind number times a derived prefactor — not a derivation of α's value.</w:t>
       </w:r>
     </w:p>
     <w:p>
@@ -2228,6 +2228,98 @@
         </w:tc>
       </w:tr>
     </w:tbl>
+    <w:p>
+      <w:pPr>
+        <w:pStyle w:val="Heading2"/>
+        <w:spacing w:after="100" w:before="200"/>
+      </w:pPr>
+      <w:r>
+        <w:rPr>
+          <w:b/>
+          <w:bCs/>
+          <w:color w:val="2E5A88"/>
+        </w:rPr>
+        <w:t xml:space="preserve">3.1a The mass hierarchy as internal weighting</w:t>
+      </w:r>
+    </w:p>
+    <w:p>
+      <w:pPr>
+        <w:spacing w:after="120" w:line="276"/>
+        <w:jc w:val="both"/>
+      </w:pPr>
+      <w:r>
+        <w:t xml:space="preserve">Before the layers above the electron, it is worth stating how the framework frames the </w:t>
+      </w:r>
+      <w:r>
+        <w:rPr>
+          <w:i/>
+          <w:iCs/>
+        </w:rPr>
+        <w:t xml:space="preserve">hierarchy</w:t>
+      </w:r>
+      <w:r>
+        <w:t xml:space="preserve"> of fundamental-particle masses itself — the enormous span from the electron to the top quark. In the Standard Model this hierarchy is a set of independent Yukawa couplings, one free number per particle, with no account of why they take the values they do. The rope framework reframes it: mass is an </w:t>
+      </w:r>
+      <w:r>
+        <w:rPr>
+          <w:i/>
+          <w:iCs/>
+        </w:rPr>
+        <w:t xml:space="preserve">internal, topological weighting</w:t>
+      </w:r>
+      <w:r>
+        <w:t xml:space="preserve"> of the knot configuration — how strongly a given knot is internally suppressed — rather than a list of independent coupling constants. This turns the hierarchy problem into a question about knot structure, which is at least the right kind of question for a theory that builds particles from filament topology.</w:t>
+      </w:r>
+    </w:p>
+    <w:p>
+      <w:pPr>
+        <w:spacing w:after="120" w:line="276"/>
+        <w:jc w:val="both"/>
+      </w:pPr>
+      <w:r>
+        <w:t xml:space="preserve">What this framing does and does not deliver, stated honestly. For the </w:t>
+      </w:r>
+      <w:r>
+        <w:rPr>
+          <w:i/>
+          <w:iCs/>
+        </w:rPr>
+        <w:t xml:space="preserve">charged leptons</w:t>
+      </w:r>
+      <w:r>
+        <w:t xml:space="preserve">, the internal weighting is captured by the Koide-phase relation (reported in the separate Lepton Masses paper), conditionally — the relation succeeds against the measured Weinberg angle but fails against the model’s own θ_W, and that conditional-success-with-failure is pinned in the test suite rather than smoothed over. For </w:t>
+      </w:r>
+      <w:r>
+        <w:rPr>
+          <w:i/>
+          <w:iCs/>
+        </w:rPr>
+        <w:t xml:space="preserve">quarks and bosons</w:t>
+      </w:r>
+      <w:r>
+        <w:t xml:space="preserve">, the internal-weighting picture is stated but the specific mass weights are </w:t>
+      </w:r>
+      <w:r>
+        <w:rPr>
+          <w:i/>
+          <w:iCs/>
+        </w:rPr>
+        <w:t xml:space="preserve">not</w:t>
+      </w:r>
+      <w:r>
+        <w:t xml:space="preserve"> derived — they remain open. So the honest status is: mass-as-internal-weighting is a framing (Modeled); the charged-lepton weights are conditional (Conjecture, see Lepton Masses); and a complete first-principles mass spectrum for all Standard-Model particles is </w:t>
+      </w:r>
+      <w:r>
+        <w:rPr>
+          <w:i/>
+          <w:iCs/>
+        </w:rPr>
+        <w:t xml:space="preserve">not</w:t>
+      </w:r>
+      <w:r>
+        <w:t xml:space="preserve"> claimed. The framing reorganizes the hierarchy problem; it does not yet solve it.</w:t>
+      </w:r>
+    </w:p>
     <w:p>
       <w:pPr>
         <w:pStyle w:val="Heading2"/>

--- a/papers/_sources/rope_mass_paper.docx
+++ b/papers/_sources/rope_mass_paper.docx
@@ -828,7 +828,7 @@
         <w:t xml:space="preserve">derived</w:t>
       </w:r>
       <w:r>
-        <w:t xml:space="preserve">: the factor of 4/π relative to a purely geometric π⁴ is a rectified linear-response character, and a series of checks established that the electron's charge coupling is exactly the force-type (linear) observable that produces it, with the recording convention forced rather than chosen. Every factor in the chain now has a derivation; the 179 ppm residual is the single unexplained number. Two independent confirmations came for free. First, the same machinery, with every input fixed beforehand, produces the electron's magnetic moment: the mechanical value is exactly the Dirac moment (g = 2), and its small miss from the measured value is precisely the known radiative correction the framework does not contain. Second, this moment was never used to build the chain, so it is a genuine out-of-sample test of the convention, and it lands. The framework has driven the last mystery down to one blind number times a fully-derived prefactor, pinned against a construction with no adjustable continuous parameters; it does not compute α's value, but it leaves only that single residual between its construction and the measured constant.</w:t>
+        <w:t xml:space="preserve">: the factor of 4/π relative to a purely geometric π⁴ is a rectified linear-response character, and a series of checks established that the electron's charge coupling is exactly the force-type (linear) observable that produces it, with the recording convention forced rather than chosen. Every factor in the chain now has a derivation; the 179 ppm residual is the single unexplained number. Two independent confirmations came for free. First, the same machinery, with every input fixed beforehand, produces the electron's magnetic moment: the mechanical value is exactly the Dirac moment (g = 2), and its small miss from the measured value is precisely the known radiative correction the framework does not contain — a boundary since made exact: the LEAD-RAD run (August 2026) showed the back-reaction weight is cutoff-defined with no α-independent regulator in the corpus, fencing this class as quantum-radiative by construction rather than by assertion. Second, this moment was never used to build the chain, so it is a genuine out-of-sample test of the convention, and it lands. The framework has driven the last mystery down to one blind number times a fully-derived prefactor, pinned against a construction with no adjustable continuous parameters; it does not compute α's value, but it leaves only that single residual between its construction and the measured constant.</w:t>
       </w:r>
     </w:p>
     <w:p>
@@ -912,7 +912,7 @@
         <w:t xml:space="preserve">D_E</w:t>
       </w:r>
       <w:r>
-        <w:t xml:space="preserve"> is computed blind from the electron's equilibrium profile (Commission W); the factor 4 is the rectified two-component sampling of the force-type charge coupling (Gate 2, with Gate 1's rectification theorem); the three factors of π come from the J0 anchor conversion (Gate 1, κ = π/4 forced), the target-scale conversion (Commission E), and the two-constraint closure geometry (Commissions U and T, ln x* = π²). The +178.8 ppm (0.018%) residual is the single unexplained number. This is a reduction of 1/α to one blind number times a derived prefactor — not a derivation of α's value.</w:t>
+        <w:t xml:space="preserve"> is computed blind from the electron's equilibrium profile (Commission W); the factor 4 is the rectified two-component sampling of the force-type charge coupling (Gate 2, with Gate 1's rectification theorem); the three factors of π come from the J0 anchor conversion (Gate 1, κ = π/4 forced), the target-scale conversion (Commission E), and the two-constraint closure geometry (Commissions U and T, ln x* = π²). The +178.8 ppm (0.018%) residual is the single unexplained number, now fenced as quantum-radiative (Commission LEAD-RAD, August 2026: outcome 4, the quantum fence, reached constructively and blind). This is a reduction of 1/α to one blind number times a derived prefactor — not a derivation of α's value.</w:t>
       </w:r>
     </w:p>
     <w:p>
@@ -4906,7 +4906,7 @@
         <w:t xml:space="preserve">α itself</w:t>
       </w:r>
       <w:r>
-        <w:t xml:space="preserve">, located with precision: 1/α = 4π³ × D_E, with the dressing D_E computed blind from the electron's structure, every factor in the prefactor now derived, and the chain landing 179 ppm from the measured value. What remains is not a free parameter to fit but one unexplained residual, pinned against a construction with no adjustable dials. The same machinery yields the electron's magnetic moment as exactly the Dirac value, its residual being the known radiative term — a confirmation the framework did not fit for. This is the same wall the Standard Model stands at. The framework arrives having built the electron, tied its mass scale to α, and reproduced its moment, more structure derived and fewer inputs remaining, at the same final mystery — now reduced to one blind number and a derived prefactor, with a single residual and no dials left to hide it.</w:t>
+        <w:t xml:space="preserve">, located with precision: 1/α = 4π³ × D_E, with the dressing D_E computed blind from the electron's structure, every factor in the prefactor now derived, and the chain landing 179 ppm from the measured value. What remains is not a free parameter to fit but one unexplained residual, pinned against a construction with no adjustable dials. The same machinery yields the electron's magnetic moment as exactly the Dirac value, its residual being the known radiative term — a confirmation the framework did not fit for. This is the same wall the Standard Model stands at. The framework arrives having built the electron, tied its mass scale to α, and reproduced its moment, more structure derived and fewer inputs remaining, at the same final mystery — now reduced to one blind number and a derived prefactor, with a single residual, no dials left to hide it, and the residual itself fenced: the LEAD-RAD run closed the last classical class constructively, so the framework stands at the quantum-radiative wall with the wall's location computed, not conjectured.</w:t>
       </w:r>
     </w:p>
     <w:p>

--- a/papers/_sources/rope_mass_paper.docx
+++ b/papers/_sources/rope_mass_paper.docx
@@ -15,7 +15,7 @@
           <w:sz w:val="52"/>
           <w:szCs w:val="52"/>
         </w:rPr>
-        <w:t xml:space="preserve">Mass in the Rope Framework</w:t>
+        <w:t xml:space="preserve">Mass in the Mesh Framework</w:t>
       </w:r>
     </w:p>
     <w:p>
@@ -59,7 +59,7 @@
           <w:sz w:val="22"/>
           <w:szCs w:val="22"/>
         </w:rPr>
-        <w:t xml:space="preserve">A Technical Report of the Rope Framework Programme</w:t>
+        <w:t xml:space="preserve">A Technical Report of the Mesh Framework Programme</w:t>
       </w:r>
     </w:p>
     <w:p>
@@ -115,6 +115,20 @@
     <w:p>
       <w:r>
         <w:br w:type="page"/>
+      </w:r>
+    </w:p>
+    <w:p>
+      <w:pPr>
+        <w:spacing w:after="160" w:before="0" w:line="276"/>
+        <w:jc w:val="both"/>
+      </w:pPr>
+      <w:r>
+        <w:rPr>
+          <w:rFonts w:ascii="Times New Roman" w:cs="Times New Roman" w:eastAsia="Times New Roman" w:hAnsi="Times New Roman"/>
+          <w:sz w:val="24"/>
+          <w:szCs w:val="24"/>
+        </w:rPr>
+        <w:t xml:space="preserve">Naming note (5 September 2026). This programme is now the Mesh Programme and the theory it develops the mesh framework; 'the rope framework' in earlier revisions reads 'the mesh framework'. 'Rope' remains the name of the two-strand wound object, and the Rope Hypothesis credited to Bill Gaede keeps its name. Identifiers (repository, rope_solver, file names, claim IDs) are unchanged.</w:t>
       </w:r>
     </w:p>
     <w:p>
@@ -163,7 +177,7 @@
           <w:sz w:val="21"/>
           <w:szCs w:val="21"/>
         </w:rPr>
-        <w:t xml:space="preserve"> they weigh what they weigh. It measures their masses and writes the numbers down as given facts. The Rope Framework is a different picture: it imagines that everything is made of tiny taut filaments, like infinitely thin ropes, and that particles are knots and twist patterns in those ropes that can spin in place — the ropes staying continuous and unbroken throughout. In this picture an electron is a fixed twist in the rope network that spins in place. The ropes themselves never break — they stay whole and continuous — but the twist pattern they carry wraps around a central point a fixed number of times and then rotates, the way the stripe on a barber-pole turns without the pole going anywhere or any material actually travelling. That central point is the electron. The number of times the twist wraps around is its electric charge (a fixed, whole number that never changes), and the spinning of the pattern is what sets its size and gives it energy. Its spin — the strange half-turn property that makes it a particle of matter — comes for free from the fact that the surrounding ropes stay tethered to that center, so that turning the pattern once leaves a twist in the tethers you can only undo by turning it twice around, exactly like the twist in a belt. The framework can build this electron from mechanics alone, and it can compute the mass of any atom once it knows the mass of one proton and how tightly nuclei bind. What it cannot do, and this is the key point, is compute one final pure number, called the fine-structure constant, that fixes the absolute size of everything. But here is the honest surprise: the Standard Model cannot compute that number either. Nobody can. So when we say the framework has not derived mass </w:t>
+        <w:t xml:space="preserve"> they weigh what they weigh. It measures their masses and writes the numbers down as given facts. The Mesh Framework is a different picture: it imagines that everything is made of tiny taut filaments, like infinitely thin ropes, and that particles are knots and twist patterns in those ropes that can spin in place — the ropes staying continuous and unbroken throughout. In this picture an electron is a fixed twist in the rope network that spins in place. The ropes themselves never break — they stay whole and continuous — but the twist pattern they carry wraps around a central point a fixed number of times and then rotates, the way the stripe on a barber-pole turns without the pole going anywhere or any material actually travelling. That central point is the electron. The number of times the twist wraps around is its electric charge (a fixed, whole number that never changes), and the spinning of the pattern is what sets its size and gives it energy. Its spin — the strange half-turn property that makes it a particle of matter — comes for free from the fact that the surrounding ropes stay tethered to that center, so that turning the pattern once leaves a twist in the tethers you can only undo by turning it twice around, exactly like the twist in a belt. The framework can build this electron from mechanics alone, and it can compute the mass of any atom once it knows the mass of one proton and how tightly nuclei bind. What it cannot do, and this is the key point, is compute one final pure number, called the fine-structure constant, that fixes the absolute size of everything. But here is the honest surprise: the Standard Model cannot compute that number either. Nobody can. So when we say the framework has not derived mass </w:t>
       </w:r>
       <w:r>
         <w:rPr>
@@ -276,7 +290,7 @@
         <w:jc w:val="both"/>
       </w:pPr>
       <w:r>
-        <w:t xml:space="preserve">This report documents how the Rope Framework accounts for mass, gives a full mechanical description of the electron as the framework constructs it, and lays out the mass chain from fundamental particles up through the chemical elements. It then compares this account, point for point, against the Standard Model of particle physics.</w:t>
+        <w:t xml:space="preserve">This report documents how the Mesh Framework accounts for mass, gives a full mechanical description of the electron as the framework constructs it, and lays out the mass chain from fundamental particles up through the chemical elements. It then compares this account, point for point, against the Standard Model of particle physics.</w:t>
       </w:r>
     </w:p>
     <w:p>
@@ -297,7 +311,7 @@
           <w:bCs/>
           <w:color w:val="1F3864"/>
         </w:rPr>
-        <w:t xml:space="preserve">the Rope Framework does not derive absolute mass from nothing, and neither does the Standard Model.</w:t>
+        <w:t xml:space="preserve">the Mesh Framework does not derive absolute mass from nothing, and neither does the Standard Model.</w:t>
       </w:r>
       <w:r>
         <w:t xml:space="preserve"> Both theories take a small set of absolute scales as measured inputs. The relevant question is not whether a theory achieves the impossible, but how much structure it derives versus how much it must assume. By that measure the framework is competitive with, and in specific respects exceeds, the Standard Model: it derives the electron's charge, spin, and spin-statistics connection mechanically, and it collapses gravity, the quantum of action, and particle mass onto a single irreducible quantity, whereas the Standard Model carries these as independent inputs.</w:t>
@@ -357,7 +371,7 @@
         <w:t xml:space="preserve">from first principles with no inputs</w:t>
       </w:r>
       <w:r>
-        <w:t xml:space="preserve">. No theory in physics does this. It is worth being explicit about what the Standard Model actually does before asking anything of the Rope Framework.</w:t>
+        <w:t xml:space="preserve">. No theory in physics does this. It is worth being explicit about what the Standard Model actually does before asking anything of the Mesh Framework.</w:t>
       </w:r>
     </w:p>
     <w:p>
@@ -524,7 +538,7 @@
         <w:jc w:val="both"/>
       </w:pPr>
       <w:r>
-        <w:t xml:space="preserve">The Rope Framework constructs the electron as a definite mechanical object. This section gives the complete construction, which was assembled and tested across the framework's Commission R–W programme. Every property below is traced to a mechanical origin, with the honest boundary stated at the end.</w:t>
+        <w:t xml:space="preserve">The Mesh Framework constructs the electron as a definite mechanical object. This section gives the complete construction, which was assembled and tested across the framework's Commission R–W programme. Every property below is traced to a mechanical origin, with the honest boundary stated at the end.</w:t>
       </w:r>
     </w:p>
     <w:p>
@@ -643,7 +657,7 @@
         <w:t xml:space="preserve">same</w:t>
       </w:r>
       <w:r>
-        <w:t xml:space="preserve"> topological structure that gives the 4π rotation property also forces the minus sign when two electrons are exchanged. Rotation behaviour and exchange statistics come from one mechanical fact. In the Standard Model, the spin-statistics connection is a theorem about quantum fields imposed from outside; in the Rope Framework it is a mechanical property of a tethered object. Furthermore, the framework showed (Commission T) that the spinning configuration is only stable in the double-valued (spinor) form: a single-valued version costs energy and is not stationary. Spin-½ is therefore selected, not assumed.</w:t>
+        <w:t xml:space="preserve"> topological structure that gives the 4π rotation property also forces the minus sign when two electrons are exchanged. Rotation behaviour and exchange statistics come from one mechanical fact. In the Standard Model, the spin-statistics connection is a theorem about quantum fields imposed from outside; in the Mesh Framework it is a mechanical property of a tethered object. Furthermore, the framework showed (Commission T) that the spinning configuration is only stable in the double-valued (spinor) form: a single-valued version costs energy and is not stationary. Spin-½ is therefore selected, not assumed.</w:t>
       </w:r>
     </w:p>
     <w:p>
@@ -1000,7 +1014,7 @@
                 <w:sz w:val="18"/>
                 <w:szCs w:val="18"/>
               </w:rPr>
-              <w:t xml:space="preserve">Rope Framework origin</w:t>
+              <w:t xml:space="preserve">Mesh Framework origin</w:t>
             </w:r>
           </w:p>
         </w:tc>
@@ -2258,7 +2272,7 @@
         <w:t xml:space="preserve">hierarchy</w:t>
       </w:r>
       <w:r>
-        <w:t xml:space="preserve"> of fundamental-particle masses itself — the enormous span from the electron to the top quark. In the Standard Model this hierarchy is a set of independent Yukawa couplings, one free number per particle, with no account of why they take the values they do. The rope framework reframes it: mass is an </w:t>
+        <w:t xml:space="preserve"> of fundamental-particle masses itself — the enormous span from the electron to the top quark. In the Standard Model this hierarchy is a set of independent Yukawa couplings, one free number per particle, with no account of why they take the values they do. The mesh framework reframes it: mass is an </w:t>
       </w:r>
       <w:r>
         <w:rPr>
@@ -3855,7 +3869,7 @@
           <w:bCs/>
           <w:color w:val="1F3864"/>
         </w:rPr>
-        <w:t xml:space="preserve">4. Rope Framework versus the Standard Model</w:t>
+        <w:t xml:space="preserve">4. Mesh Framework versus the Standard Model</w:t>
       </w:r>
     </w:p>
     <w:p>
@@ -3965,7 +3979,7 @@
                 <w:sz w:val="18"/>
                 <w:szCs w:val="18"/>
               </w:rPr>
-              <w:t xml:space="preserve">Rope Framework</w:t>
+              <w:t xml:space="preserve">Mesh Framework</w:t>
             </w:r>
           </w:p>
         </w:tc>
@@ -4929,7 +4943,7 @@
         <w:jc w:val="both"/>
       </w:pPr>
       <w:r>
-        <w:t xml:space="preserve">The Rope Framework accounts for mass by constructing particles as mechanical objects in a medium of taut filaments. It derives the electron's charge, spin, and spin-statistics connection; it derives the form of the nuclear binding curve and the first nuclear magic numbers; and it unifies the quantum of action, the gravitational constant, and the mass scale into a single irreducible quantity. It expresses every atomic mass in terms of a small set of absolute scales, exactly as the Standard Model expresses masses in terms of its inputs — and it uses fewer independent inputs to do so.</w:t>
+        <w:t xml:space="preserve">The Mesh Framework accounts for mass by constructing particles as mechanical objects in a medium of taut filaments. It derives the electron's charge, spin, and spin-statistics connection; it derives the form of the nuclear binding curve and the first nuclear magic numbers; and it unifies the quantum of action, the gravitational constant, and the mass scale into a single irreducible quantity. It expresses every atomic mass in terms of a small set of absolute scales, exactly as the Standard Model expresses masses in terms of its inputs — and it uses fewer independent inputs to do so.</w:t>
       </w:r>
     </w:p>
     <w:p>
@@ -4938,7 +4952,7 @@
         <w:jc w:val="both"/>
       </w:pPr>
       <w:r>
-        <w:t xml:space="preserve">It does not derive the fine-structure constant, and so does not produce mass as a pure number. But this is not a failure unique to the framework: the Standard Model does not derive that constant either. Held to the standard physics actually meets — deriving as much structure as possible from as few inputs as possible — the Rope Framework's account of mass is not merely competitive but, in its treatment of the electron and its unification of the fundamental constants, ahead of the theory it is measured against. The honest summary is that the framework reached the edge of fundamental physics, and that edge is the same for everyone.</w:t>
+        <w:t xml:space="preserve">It does not derive the fine-structure constant, and so does not produce mass as a pure number. But this is not a failure unique to the framework: the Standard Model does not derive that constant either. Held to the standard physics actually meets — deriving as much structure as possible from as few inputs as possible — the Mesh Framework's account of mass is not merely competitive but, in its treatment of the electron and its unification of the fundamental constants, ahead of the theory it is measured against. The honest summary is that the framework reached the edge of fundamental physics, and that edge is the same for everyone.</w:t>
       </w:r>
     </w:p>
     <w:p>
@@ -4956,7 +4970,7 @@
           <w:sz w:val="18"/>
           <w:szCs w:val="18"/>
         </w:rPr>
-        <w:t xml:space="preserve">Prepared as a technical report of the Rope Framework programme. All derivations, inputs, and boundaries are stated as the corpus records them; claims labelled “derived” trace to registered mechanical results, and every absolute scale is flagged as an input on the same footing as the Standard Model's measured parameters. The fine-structure constant is noted throughout as the shared, unexplained residue of all current fundamental physics.</w:t>
+        <w:t xml:space="preserve">Prepared as a technical report of the Mesh Framework programme. All derivations, inputs, and boundaries are stated as the corpus records them; claims labelled “derived” trace to registered mechanical results, and every absolute scale is flagged as an input on the same footing as the Standard Model's measured parameters. The fine-structure constant is noted throughout as the shared, unexplained residue of all current fundamental physics.</w:t>
       </w:r>
     </w:p>
     <w:sectPr>
